--- a/Report/COOP2-Project Report.docx
+++ b/Report/COOP2-Project Report.docx
@@ -2561,7 +2561,10 @@
           <w:u w:val="single"/>
         </w:rPr>
       </w:pPr>
-      <w:r>
+    </w:p>
+    <w:p>
+      <w:pPr>
+        <w:jc w:val="center"/>
         <w:rPr>
           <w:rFonts w:ascii="Times New Roman" w:hAnsi="Times New Roman" w:cs="Times New Roman"/>
           <w:b/>
@@ -2569,12 +2572,8 @@
           <w:szCs w:val="32"/>
           <w:u w:val="single"/>
         </w:rPr>
-        <w:t>DECLARATION</w:t>
-      </w:r>
-    </w:p>
-    <w:p>
-      <w:pPr>
-        <w:jc w:val="center"/>
+      </w:pPr>
+      <w:r>
         <w:rPr>
           <w:rFonts w:ascii="Times New Roman" w:hAnsi="Times New Roman" w:cs="Times New Roman"/>
           <w:b/>
@@ -2582,445 +2581,13 @@
           <w:szCs w:val="32"/>
           <w:u w:val="single"/>
         </w:rPr>
-      </w:pPr>
-    </w:p>
-    <w:p>
-      <w:pPr>
-        <w:spacing w:line="360" w:lineRule="auto"/>
-        <w:jc w:val="both"/>
-        <w:rPr>
-          <w:rFonts w:ascii="Times New Roman" w:hAnsi="Times New Roman" w:cs="Times New Roman"/>
-        </w:rPr>
-      </w:pPr>
-      <w:r>
-        <w:rPr>
-          <w:rFonts w:ascii="Times New Roman" w:hAnsi="Times New Roman" w:cs="Times New Roman"/>
-        </w:rPr>
-        <w:t>I hereby certify that the work which is being presented in the project report entitled</w:t>
-      </w:r>
-      <w:r>
-        <w:rPr>
-          <w:rFonts w:ascii="Times New Roman" w:hAnsi="Times New Roman" w:cs="Times New Roman"/>
-          <w:b/>
-        </w:rPr>
-        <w:t xml:space="preserve"> “</w:t>
-      </w:r>
-      <w:r>
-        <w:rPr>
-          <w:rFonts w:ascii="Times New Roman" w:hAnsi="Times New Roman" w:cs="Times New Roman"/>
-          <w:b/>
-          <w:bCs/>
-          <w:lang w:val="en-US"/>
-        </w:rPr>
-        <w:t>AI Chatbots in Education: Ethical, Cognitive, and Security Implications for Children</w:t>
-      </w:r>
-      <w:r>
-        <w:rPr>
-          <w:rFonts w:ascii="Times New Roman" w:hAnsi="Times New Roman" w:cs="Times New Roman"/>
-          <w:b/>
-          <w:lang w:val="en-US"/>
-        </w:rPr>
-        <w:t xml:space="preserve">” </w:t>
-      </w:r>
-      <w:r>
-        <w:rPr>
-          <w:rFonts w:ascii="Times New Roman" w:hAnsi="Times New Roman" w:cs="Times New Roman"/>
-          <w:b/>
-        </w:rPr>
-        <w:t xml:space="preserve"> </w:t>
-      </w:r>
-      <w:r>
-        <w:rPr>
-          <w:rFonts w:ascii="Times New Roman" w:hAnsi="Times New Roman" w:cs="Times New Roman"/>
-        </w:rPr>
-        <w:t xml:space="preserve">in partial fulfilment of requirement for the award of the degree of Bachelor of Engineering (Computer Science and Engineering) submitted in the department of Computer Science and Engineering at </w:t>
-      </w:r>
-      <w:bookmarkStart w:id="0" w:name="_Hlk170906391"/>
-      <w:r>
-        <w:rPr>
-          <w:rFonts w:ascii="Times New Roman" w:hAnsi="Times New Roman" w:cs="Times New Roman"/>
-        </w:rPr>
-        <w:t>Chitkara University Institute of Engineering and Technology, Chitkara University, Punjab, India</w:t>
-      </w:r>
-      <w:bookmarkEnd w:id="0"/>
-      <w:r>
-        <w:rPr>
-          <w:rFonts w:ascii="Times New Roman" w:hAnsi="Times New Roman" w:cs="Times New Roman"/>
-        </w:rPr>
-        <w:t xml:space="preserve">, is an authentic record of my own work carried out under the supervision of </w:t>
-      </w:r>
-      <w:r>
-        <w:rPr>
-          <w:rFonts w:ascii="Times New Roman" w:hAnsi="Times New Roman" w:cs="Times New Roman"/>
-        </w:rPr>
-        <w:t>Dr. Ajay Kumar.</w:t>
-      </w:r>
-      <w:r>
-        <w:rPr>
-          <w:rFonts w:ascii="Times New Roman" w:hAnsi="Times New Roman" w:cs="Times New Roman"/>
-        </w:rPr>
-        <w:t xml:space="preserve"> The matter presented in this project report has not been submitted in any other university/institute for the award of any degree.</w:t>
-      </w:r>
-    </w:p>
-    <w:p>
-      <w:pPr>
-        <w:spacing w:line="360" w:lineRule="auto"/>
-        <w:jc w:val="both"/>
-        <w:rPr>
-          <w:rFonts w:ascii="Times New Roman" w:hAnsi="Times New Roman" w:cs="Times New Roman"/>
-        </w:rPr>
-      </w:pPr>
-      <w:r>
-        <w:rPr>
-          <w:rFonts w:ascii="Times New Roman" w:hAnsi="Times New Roman" w:cs="Times New Roman"/>
-        </w:rPr>
-        <w:t xml:space="preserve">                                      </w:t>
-      </w:r>
-    </w:p>
-    <w:p>
-      <w:pPr>
-        <w:spacing w:line="360" w:lineRule="auto"/>
-        <w:jc w:val="both"/>
-        <w:rPr>
-          <w:rFonts w:ascii="Times New Roman" w:hAnsi="Times New Roman" w:cs="Times New Roman"/>
-          <w:lang w:val="fr-FR"/>
-        </w:rPr>
-      </w:pPr>
-      <w:proofErr w:type="gramStart"/>
-      <w:r>
-        <w:rPr>
-          <w:rFonts w:ascii="Times New Roman" w:hAnsi="Times New Roman" w:cs="Times New Roman"/>
-          <w:lang w:val="fr-FR"/>
-        </w:rPr>
-        <w:t>Place:</w:t>
-      </w:r>
-      <w:proofErr w:type="gramEnd"/>
-      <w:r>
-        <w:rPr>
-          <w:rFonts w:ascii="Times New Roman" w:hAnsi="Times New Roman" w:cs="Times New Roman"/>
-          <w:lang w:val="fr-FR"/>
-        </w:rPr>
-        <w:tab/>
-        <w:t>Rajpura</w:t>
-      </w:r>
-      <w:r>
-        <w:rPr>
-          <w:rFonts w:ascii="Times New Roman" w:hAnsi="Times New Roman" w:cs="Times New Roman"/>
-          <w:lang w:val="fr-FR"/>
-        </w:rPr>
-        <w:tab/>
-      </w:r>
-      <w:r>
-        <w:rPr>
-          <w:rFonts w:ascii="Times New Roman" w:hAnsi="Times New Roman" w:cs="Times New Roman"/>
-          <w:lang w:val="fr-FR"/>
-        </w:rPr>
-        <w:tab/>
-      </w:r>
-      <w:r>
-        <w:rPr>
-          <w:rFonts w:ascii="Times New Roman" w:hAnsi="Times New Roman" w:cs="Times New Roman"/>
-          <w:lang w:val="fr-FR"/>
-        </w:rPr>
-        <w:tab/>
-      </w:r>
-      <w:r>
-        <w:rPr>
-          <w:rFonts w:ascii="Times New Roman" w:hAnsi="Times New Roman" w:cs="Times New Roman"/>
-          <w:lang w:val="fr-FR"/>
-        </w:rPr>
-        <w:tab/>
-      </w:r>
-      <w:r>
-        <w:rPr>
-          <w:rFonts w:ascii="Times New Roman" w:hAnsi="Times New Roman" w:cs="Times New Roman"/>
-          <w:lang w:val="fr-FR"/>
-        </w:rPr>
-        <w:tab/>
-        <w:t xml:space="preserve">   </w:t>
-      </w:r>
-      <w:r>
-        <w:rPr>
-          <w:rFonts w:ascii="Times New Roman" w:hAnsi="Times New Roman" w:cs="Times New Roman"/>
-          <w:lang w:val="fr-FR"/>
-        </w:rPr>
-        <w:tab/>
-      </w:r>
-      <w:r>
-        <w:rPr>
-          <w:rFonts w:ascii="Times New Roman" w:hAnsi="Times New Roman" w:cs="Times New Roman"/>
-          <w:lang w:val="fr-FR"/>
-        </w:rPr>
-        <w:tab/>
-      </w:r>
-      <w:r>
-        <w:rPr>
-          <w:rFonts w:ascii="Times New Roman" w:hAnsi="Times New Roman" w:cs="Times New Roman"/>
-          <w:lang w:val="fr-FR"/>
-        </w:rPr>
-        <w:tab/>
-      </w:r>
-    </w:p>
-    <w:p>
-      <w:pPr>
-        <w:spacing w:line="360" w:lineRule="auto"/>
-        <w:jc w:val="both"/>
-        <w:rPr>
-          <w:rFonts w:ascii="Times New Roman" w:hAnsi="Times New Roman" w:cs="Times New Roman"/>
-          <w:lang w:val="fr-FR"/>
-        </w:rPr>
-      </w:pPr>
-      <w:proofErr w:type="gramStart"/>
-      <w:r>
-        <w:rPr>
-          <w:rFonts w:ascii="Times New Roman" w:hAnsi="Times New Roman" w:cs="Times New Roman"/>
-          <w:lang w:val="fr-FR"/>
-        </w:rPr>
-        <w:t>Date:</w:t>
-      </w:r>
-      <w:proofErr w:type="gramEnd"/>
-      <w:r>
-        <w:rPr>
-          <w:rFonts w:ascii="Times New Roman" w:hAnsi="Times New Roman" w:cs="Times New Roman"/>
-          <w:lang w:val="fr-FR"/>
-        </w:rPr>
-        <w:t xml:space="preserve">     29-04-2026</w:t>
-      </w:r>
-      <w:r>
-        <w:rPr>
-          <w:rFonts w:ascii="Times New Roman" w:hAnsi="Times New Roman" w:cs="Times New Roman"/>
-          <w:lang w:val="fr-FR"/>
-        </w:rPr>
-        <w:tab/>
-      </w:r>
-    </w:p>
-    <w:p>
-      <w:pPr>
-        <w:spacing w:line="360" w:lineRule="auto"/>
-        <w:jc w:val="both"/>
-        <w:rPr>
-          <w:rFonts w:ascii="Times New Roman" w:hAnsi="Times New Roman" w:cs="Times New Roman"/>
-          <w:lang w:val="fr-FR"/>
-        </w:rPr>
-      </w:pPr>
-      <w:r>
-        <w:rPr>
-          <w:rFonts w:ascii="Times New Roman" w:hAnsi="Times New Roman" w:cs="Times New Roman"/>
-          <w:lang w:val="fr-FR"/>
-        </w:rPr>
-        <w:t>Ashita Chhabra            Ansh Popli                           Jaskirat Kaur                       Ansh Rehan</w:t>
-      </w:r>
-    </w:p>
-    <w:p>
-      <w:pPr>
-        <w:spacing w:line="360" w:lineRule="auto"/>
-        <w:jc w:val="both"/>
-        <w:rPr>
-          <w:rFonts w:ascii="Times New Roman" w:hAnsi="Times New Roman" w:cs="Times New Roman"/>
-        </w:rPr>
-      </w:pPr>
-      <w:r>
-        <w:rPr>
-          <w:rFonts w:ascii="Times New Roman" w:hAnsi="Times New Roman" w:cs="Times New Roman"/>
-          <w:lang w:val="fr-FR"/>
-        </w:rPr>
-        <w:t>2210991405</w:t>
-      </w:r>
-      <w:r>
-        <w:rPr>
-          <w:rFonts w:ascii="Times New Roman" w:hAnsi="Times New Roman" w:cs="Times New Roman"/>
-          <w:lang w:val="fr-FR"/>
-        </w:rPr>
-        <w:tab/>
-      </w:r>
-      <w:r>
-        <w:rPr>
-          <w:rFonts w:ascii="Times New Roman" w:hAnsi="Times New Roman" w:cs="Times New Roman"/>
-          <w:lang w:val="fr-FR"/>
-        </w:rPr>
-        <w:t xml:space="preserve">           2210991298</w:t>
-      </w:r>
-      <w:r>
-        <w:rPr>
-          <w:rFonts w:ascii="Times New Roman" w:hAnsi="Times New Roman" w:cs="Times New Roman"/>
-          <w:lang w:val="fr-FR"/>
-        </w:rPr>
-        <w:tab/>
-      </w:r>
-      <w:r>
-        <w:rPr>
-          <w:rFonts w:ascii="Times New Roman" w:hAnsi="Times New Roman" w:cs="Times New Roman"/>
-          <w:lang w:val="fr-FR"/>
-        </w:rPr>
-        <w:tab/>
-        <w:t xml:space="preserve">   </w:t>
-      </w:r>
-      <w:r>
-        <w:rPr>
-          <w:rFonts w:ascii="Times New Roman" w:hAnsi="Times New Roman" w:cs="Times New Roman"/>
-          <w:lang w:val="fr-FR"/>
-        </w:rPr>
-        <w:t>2210991701                          2210991299</w:t>
-      </w:r>
-      <w:r>
-        <w:rPr>
-          <w:rFonts w:ascii="Times New Roman" w:hAnsi="Times New Roman" w:cs="Times New Roman"/>
-          <w:lang w:val="fr-FR"/>
-        </w:rPr>
-        <w:t xml:space="preserve">        </w:t>
-      </w:r>
-      <w:r>
-        <w:rPr>
-          <w:rFonts w:ascii="Times New Roman" w:hAnsi="Times New Roman" w:cs="Times New Roman"/>
-          <w:lang w:val="fr-FR"/>
-        </w:rPr>
-        <w:tab/>
-      </w:r>
-      <w:r>
-        <w:rPr>
-          <w:rFonts w:ascii="Times New Roman" w:hAnsi="Times New Roman" w:cs="Times New Roman"/>
-          <w:lang w:val="fr-FR"/>
-        </w:rPr>
-        <w:tab/>
-      </w:r>
-    </w:p>
-    <w:p>
-      <w:pPr>
-        <w:spacing w:line="360" w:lineRule="auto"/>
-        <w:jc w:val="both"/>
-        <w:rPr>
-          <w:rFonts w:ascii="Times New Roman" w:hAnsi="Times New Roman" w:cs="Times New Roman"/>
-        </w:rPr>
-      </w:pPr>
-    </w:p>
-    <w:p>
-      <w:pPr>
-        <w:spacing w:line="360" w:lineRule="auto"/>
-        <w:jc w:val="both"/>
-        <w:rPr>
-          <w:rFonts w:ascii="Times New Roman" w:hAnsi="Times New Roman" w:cs="Times New Roman"/>
-          <w:b/>
-          <w:bCs/>
-          <w:spacing w:val="-16"/>
-        </w:rPr>
-      </w:pPr>
-    </w:p>
-    <w:p>
-      <w:pPr>
-        <w:spacing w:line="360" w:lineRule="auto"/>
-        <w:jc w:val="both"/>
-        <w:rPr>
-          <w:rFonts w:ascii="Times New Roman" w:hAnsi="Times New Roman" w:cs="Times New Roman"/>
-          <w:b/>
-          <w:bCs/>
-          <w:spacing w:val="-16"/>
-        </w:rPr>
-      </w:pPr>
-    </w:p>
-    <w:p>
-      <w:pPr>
-        <w:spacing w:line="360" w:lineRule="auto"/>
-        <w:jc w:val="both"/>
-        <w:rPr>
-          <w:rFonts w:ascii="Times New Roman" w:hAnsi="Times New Roman" w:cs="Times New Roman"/>
-          <w:b/>
-          <w:bCs/>
-          <w:spacing w:val="-16"/>
-        </w:rPr>
-      </w:pPr>
-    </w:p>
-    <w:p>
-      <w:pPr>
-        <w:spacing w:line="360" w:lineRule="auto"/>
-        <w:jc w:val="both"/>
-        <w:rPr>
-          <w:rFonts w:ascii="Times New Roman" w:hAnsi="Times New Roman" w:cs="Times New Roman"/>
-          <w:b/>
-          <w:bCs/>
-          <w:spacing w:val="-16"/>
-        </w:rPr>
-      </w:pPr>
-    </w:p>
-    <w:p>
-      <w:pPr>
-        <w:spacing w:line="360" w:lineRule="auto"/>
-        <w:jc w:val="both"/>
-        <w:rPr>
-          <w:rFonts w:ascii="Times New Roman" w:hAnsi="Times New Roman" w:cs="Times New Roman"/>
-          <w:b/>
-          <w:bCs/>
-          <w:spacing w:val="-16"/>
-        </w:rPr>
-      </w:pPr>
-    </w:p>
-    <w:p>
-      <w:pPr>
-        <w:spacing w:line="360" w:lineRule="auto"/>
-        <w:jc w:val="both"/>
-        <w:rPr>
-          <w:rFonts w:ascii="Times New Roman" w:hAnsi="Times New Roman" w:cs="Times New Roman"/>
-          <w:b/>
-          <w:bCs/>
-          <w:spacing w:val="-16"/>
-        </w:rPr>
-      </w:pPr>
-    </w:p>
-    <w:p>
-      <w:pPr>
-        <w:spacing w:line="360" w:lineRule="auto"/>
-        <w:jc w:val="both"/>
-        <w:rPr>
-          <w:rFonts w:ascii="Times New Roman" w:hAnsi="Times New Roman" w:cs="Times New Roman"/>
-          <w:b/>
-          <w:bCs/>
-          <w:spacing w:val="-16"/>
-        </w:rPr>
-      </w:pPr>
-    </w:p>
-    <w:p>
-      <w:pPr>
-        <w:spacing w:line="360" w:lineRule="auto"/>
-        <w:jc w:val="both"/>
-        <w:rPr>
-          <w:rFonts w:ascii="Times New Roman" w:hAnsi="Times New Roman" w:cs="Times New Roman"/>
-          <w:b/>
-          <w:bCs/>
-          <w:spacing w:val="-16"/>
-        </w:rPr>
-      </w:pPr>
-    </w:p>
-    <w:p>
-      <w:pPr>
-        <w:spacing w:line="360" w:lineRule="auto"/>
-        <w:jc w:val="both"/>
-        <w:rPr>
-          <w:rFonts w:ascii="Times New Roman" w:hAnsi="Times New Roman" w:cs="Times New Roman"/>
-        </w:rPr>
-      </w:pPr>
-    </w:p>
-    <w:p>
-      <w:pPr>
-        <w:rPr>
-          <w:rFonts w:ascii="Times New Roman" w:hAnsi="Times New Roman" w:cs="Times New Roman"/>
-        </w:rPr>
-      </w:pPr>
-    </w:p>
-    <w:p>
-      <w:pPr>
-        <w:rPr>
-          <w:rFonts w:ascii="Times New Roman" w:hAnsi="Times New Roman" w:cs="Times New Roman"/>
-        </w:rPr>
-      </w:pPr>
-    </w:p>
-    <w:p>
-      <w:pPr>
-        <w:rPr>
-          <w:rFonts w:ascii="Times New Roman" w:hAnsi="Times New Roman" w:cs="Times New Roman"/>
-        </w:rPr>
-      </w:pPr>
-    </w:p>
-    <w:p>
-      <w:pPr>
+        <w:lastRenderedPageBreak/>
+        <w:t>DECLARATION</w:t>
+      </w:r>
+    </w:p>
+    <w:p>
+      <w:pPr>
+        <w:jc w:val="center"/>
         <w:rPr>
           <w:rFonts w:ascii="Times New Roman" w:hAnsi="Times New Roman" w:cs="Times New Roman"/>
           <w:b/>
@@ -3032,7 +2599,441 @@
     </w:p>
     <w:p>
       <w:pPr>
-        <w:jc w:val="center"/>
+        <w:spacing w:line="360" w:lineRule="auto"/>
+        <w:jc w:val="both"/>
+        <w:rPr>
+          <w:rFonts w:ascii="Times New Roman" w:hAnsi="Times New Roman" w:cs="Times New Roman"/>
+        </w:rPr>
+      </w:pPr>
+      <w:r>
+        <w:rPr>
+          <w:rFonts w:ascii="Times New Roman" w:hAnsi="Times New Roman" w:cs="Times New Roman"/>
+        </w:rPr>
+        <w:t>I hereby certify that the work which is being presented in the project report entitled</w:t>
+      </w:r>
+      <w:r>
+        <w:rPr>
+          <w:rFonts w:ascii="Times New Roman" w:hAnsi="Times New Roman" w:cs="Times New Roman"/>
+          <w:b/>
+        </w:rPr>
+        <w:t xml:space="preserve"> “</w:t>
+      </w:r>
+      <w:r>
+        <w:rPr>
+          <w:rFonts w:ascii="Times New Roman" w:hAnsi="Times New Roman" w:cs="Times New Roman"/>
+          <w:b/>
+          <w:bCs/>
+          <w:lang w:val="en-US"/>
+        </w:rPr>
+        <w:t>AI Chatbots in Education: Ethical, Cognitive, and Security Implications for Children</w:t>
+      </w:r>
+      <w:r>
+        <w:rPr>
+          <w:rFonts w:ascii="Times New Roman" w:hAnsi="Times New Roman" w:cs="Times New Roman"/>
+          <w:b/>
+          <w:lang w:val="en-US"/>
+        </w:rPr>
+        <w:t xml:space="preserve">” </w:t>
+      </w:r>
+      <w:r>
+        <w:rPr>
+          <w:rFonts w:ascii="Times New Roman" w:hAnsi="Times New Roman" w:cs="Times New Roman"/>
+          <w:b/>
+        </w:rPr>
+        <w:t xml:space="preserve"> </w:t>
+      </w:r>
+      <w:r>
+        <w:rPr>
+          <w:rFonts w:ascii="Times New Roman" w:hAnsi="Times New Roman" w:cs="Times New Roman"/>
+        </w:rPr>
+        <w:t xml:space="preserve">in partial fulfilment of requirement for the award of the degree of Bachelor of Engineering (Computer Science and Engineering) submitted in the department of Computer Science and Engineering at </w:t>
+      </w:r>
+      <w:bookmarkStart w:id="0" w:name="_Hlk170906391"/>
+      <w:r>
+        <w:rPr>
+          <w:rFonts w:ascii="Times New Roman" w:hAnsi="Times New Roman" w:cs="Times New Roman"/>
+        </w:rPr>
+        <w:t>Chitkara University Institute of Engineering and Technology, Chitkara University, Punjab, India</w:t>
+      </w:r>
+      <w:bookmarkEnd w:id="0"/>
+      <w:r>
+        <w:rPr>
+          <w:rFonts w:ascii="Times New Roman" w:hAnsi="Times New Roman" w:cs="Times New Roman"/>
+        </w:rPr>
+        <w:t xml:space="preserve">, is an authentic record of my own work carried out under the supervision of </w:t>
+      </w:r>
+      <w:r>
+        <w:rPr>
+          <w:rFonts w:ascii="Times New Roman" w:hAnsi="Times New Roman" w:cs="Times New Roman"/>
+        </w:rPr>
+        <w:t>Dr. Ajay Kumar.</w:t>
+      </w:r>
+      <w:r>
+        <w:rPr>
+          <w:rFonts w:ascii="Times New Roman" w:hAnsi="Times New Roman" w:cs="Times New Roman"/>
+        </w:rPr>
+        <w:t xml:space="preserve"> The matter presented in this project report has not been submitted in any other university/institute for the award of any degree.</w:t>
+      </w:r>
+    </w:p>
+    <w:p>
+      <w:pPr>
+        <w:spacing w:line="360" w:lineRule="auto"/>
+        <w:jc w:val="both"/>
+        <w:rPr>
+          <w:rFonts w:ascii="Times New Roman" w:hAnsi="Times New Roman" w:cs="Times New Roman"/>
+        </w:rPr>
+      </w:pPr>
+      <w:r>
+        <w:rPr>
+          <w:rFonts w:ascii="Times New Roman" w:hAnsi="Times New Roman" w:cs="Times New Roman"/>
+        </w:rPr>
+        <w:t xml:space="preserve">                                      </w:t>
+      </w:r>
+    </w:p>
+    <w:p>
+      <w:pPr>
+        <w:spacing w:line="360" w:lineRule="auto"/>
+        <w:jc w:val="both"/>
+        <w:rPr>
+          <w:rFonts w:ascii="Times New Roman" w:hAnsi="Times New Roman" w:cs="Times New Roman"/>
+          <w:lang w:val="fr-FR"/>
+        </w:rPr>
+      </w:pPr>
+      <w:proofErr w:type="gramStart"/>
+      <w:r>
+        <w:rPr>
+          <w:rFonts w:ascii="Times New Roman" w:hAnsi="Times New Roman" w:cs="Times New Roman"/>
+          <w:lang w:val="fr-FR"/>
+        </w:rPr>
+        <w:t>Place:</w:t>
+      </w:r>
+      <w:proofErr w:type="gramEnd"/>
+      <w:r>
+        <w:rPr>
+          <w:rFonts w:ascii="Times New Roman" w:hAnsi="Times New Roman" w:cs="Times New Roman"/>
+          <w:lang w:val="fr-FR"/>
+        </w:rPr>
+        <w:tab/>
+        <w:t>Rajpura</w:t>
+      </w:r>
+      <w:r>
+        <w:rPr>
+          <w:rFonts w:ascii="Times New Roman" w:hAnsi="Times New Roman" w:cs="Times New Roman"/>
+          <w:lang w:val="fr-FR"/>
+        </w:rPr>
+        <w:tab/>
+      </w:r>
+      <w:r>
+        <w:rPr>
+          <w:rFonts w:ascii="Times New Roman" w:hAnsi="Times New Roman" w:cs="Times New Roman"/>
+          <w:lang w:val="fr-FR"/>
+        </w:rPr>
+        <w:tab/>
+      </w:r>
+      <w:r>
+        <w:rPr>
+          <w:rFonts w:ascii="Times New Roman" w:hAnsi="Times New Roman" w:cs="Times New Roman"/>
+          <w:lang w:val="fr-FR"/>
+        </w:rPr>
+        <w:tab/>
+      </w:r>
+      <w:r>
+        <w:rPr>
+          <w:rFonts w:ascii="Times New Roman" w:hAnsi="Times New Roman" w:cs="Times New Roman"/>
+          <w:lang w:val="fr-FR"/>
+        </w:rPr>
+        <w:tab/>
+      </w:r>
+      <w:r>
+        <w:rPr>
+          <w:rFonts w:ascii="Times New Roman" w:hAnsi="Times New Roman" w:cs="Times New Roman"/>
+          <w:lang w:val="fr-FR"/>
+        </w:rPr>
+        <w:tab/>
+        <w:t xml:space="preserve">   </w:t>
+      </w:r>
+      <w:r>
+        <w:rPr>
+          <w:rFonts w:ascii="Times New Roman" w:hAnsi="Times New Roman" w:cs="Times New Roman"/>
+          <w:lang w:val="fr-FR"/>
+        </w:rPr>
+        <w:tab/>
+      </w:r>
+      <w:r>
+        <w:rPr>
+          <w:rFonts w:ascii="Times New Roman" w:hAnsi="Times New Roman" w:cs="Times New Roman"/>
+          <w:lang w:val="fr-FR"/>
+        </w:rPr>
+        <w:tab/>
+      </w:r>
+      <w:r>
+        <w:rPr>
+          <w:rFonts w:ascii="Times New Roman" w:hAnsi="Times New Roman" w:cs="Times New Roman"/>
+          <w:lang w:val="fr-FR"/>
+        </w:rPr>
+        <w:tab/>
+      </w:r>
+    </w:p>
+    <w:p>
+      <w:pPr>
+        <w:spacing w:line="360" w:lineRule="auto"/>
+        <w:jc w:val="both"/>
+        <w:rPr>
+          <w:rFonts w:ascii="Times New Roman" w:hAnsi="Times New Roman" w:cs="Times New Roman"/>
+          <w:lang w:val="fr-FR"/>
+        </w:rPr>
+      </w:pPr>
+      <w:proofErr w:type="gramStart"/>
+      <w:r>
+        <w:rPr>
+          <w:rFonts w:ascii="Times New Roman" w:hAnsi="Times New Roman" w:cs="Times New Roman"/>
+          <w:lang w:val="fr-FR"/>
+        </w:rPr>
+        <w:t>Date:</w:t>
+      </w:r>
+      <w:proofErr w:type="gramEnd"/>
+      <w:r>
+        <w:rPr>
+          <w:rFonts w:ascii="Times New Roman" w:hAnsi="Times New Roman" w:cs="Times New Roman"/>
+          <w:lang w:val="fr-FR"/>
+        </w:rPr>
+        <w:t xml:space="preserve">     29-04-2026</w:t>
+      </w:r>
+      <w:r>
+        <w:rPr>
+          <w:rFonts w:ascii="Times New Roman" w:hAnsi="Times New Roman" w:cs="Times New Roman"/>
+          <w:lang w:val="fr-FR"/>
+        </w:rPr>
+        <w:tab/>
+      </w:r>
+    </w:p>
+    <w:p>
+      <w:pPr>
+        <w:spacing w:line="360" w:lineRule="auto"/>
+        <w:jc w:val="both"/>
+        <w:rPr>
+          <w:rFonts w:ascii="Times New Roman" w:hAnsi="Times New Roman" w:cs="Times New Roman"/>
+          <w:lang w:val="fr-FR"/>
+        </w:rPr>
+      </w:pPr>
+      <w:r>
+        <w:rPr>
+          <w:rFonts w:ascii="Times New Roman" w:hAnsi="Times New Roman" w:cs="Times New Roman"/>
+          <w:lang w:val="fr-FR"/>
+        </w:rPr>
+        <w:t>Ashita Chhabra            Ansh Popli                           Jaskirat Kaur                       Ansh Rehan</w:t>
+      </w:r>
+    </w:p>
+    <w:p>
+      <w:pPr>
+        <w:spacing w:line="360" w:lineRule="auto"/>
+        <w:jc w:val="both"/>
+        <w:rPr>
+          <w:rFonts w:ascii="Times New Roman" w:hAnsi="Times New Roman" w:cs="Times New Roman"/>
+        </w:rPr>
+      </w:pPr>
+      <w:r>
+        <w:rPr>
+          <w:rFonts w:ascii="Times New Roman" w:hAnsi="Times New Roman" w:cs="Times New Roman"/>
+          <w:lang w:val="fr-FR"/>
+        </w:rPr>
+        <w:t>2210991405</w:t>
+      </w:r>
+      <w:r>
+        <w:rPr>
+          <w:rFonts w:ascii="Times New Roman" w:hAnsi="Times New Roman" w:cs="Times New Roman"/>
+          <w:lang w:val="fr-FR"/>
+        </w:rPr>
+        <w:tab/>
+      </w:r>
+      <w:r>
+        <w:rPr>
+          <w:rFonts w:ascii="Times New Roman" w:hAnsi="Times New Roman" w:cs="Times New Roman"/>
+          <w:lang w:val="fr-FR"/>
+        </w:rPr>
+        <w:t xml:space="preserve">           2210991298</w:t>
+      </w:r>
+      <w:r>
+        <w:rPr>
+          <w:rFonts w:ascii="Times New Roman" w:hAnsi="Times New Roman" w:cs="Times New Roman"/>
+          <w:lang w:val="fr-FR"/>
+        </w:rPr>
+        <w:tab/>
+      </w:r>
+      <w:r>
+        <w:rPr>
+          <w:rFonts w:ascii="Times New Roman" w:hAnsi="Times New Roman" w:cs="Times New Roman"/>
+          <w:lang w:val="fr-FR"/>
+        </w:rPr>
+        <w:tab/>
+        <w:t xml:space="preserve">   </w:t>
+      </w:r>
+      <w:r>
+        <w:rPr>
+          <w:rFonts w:ascii="Times New Roman" w:hAnsi="Times New Roman" w:cs="Times New Roman"/>
+          <w:lang w:val="fr-FR"/>
+        </w:rPr>
+        <w:t>2210991701                          2210991299</w:t>
+      </w:r>
+      <w:r>
+        <w:rPr>
+          <w:rFonts w:ascii="Times New Roman" w:hAnsi="Times New Roman" w:cs="Times New Roman"/>
+          <w:lang w:val="fr-FR"/>
+        </w:rPr>
+        <w:t xml:space="preserve">        </w:t>
+      </w:r>
+      <w:r>
+        <w:rPr>
+          <w:rFonts w:ascii="Times New Roman" w:hAnsi="Times New Roman" w:cs="Times New Roman"/>
+          <w:lang w:val="fr-FR"/>
+        </w:rPr>
+        <w:tab/>
+      </w:r>
+      <w:r>
+        <w:rPr>
+          <w:rFonts w:ascii="Times New Roman" w:hAnsi="Times New Roman" w:cs="Times New Roman"/>
+          <w:lang w:val="fr-FR"/>
+        </w:rPr>
+        <w:tab/>
+      </w:r>
+    </w:p>
+    <w:p>
+      <w:pPr>
+        <w:spacing w:line="360" w:lineRule="auto"/>
+        <w:jc w:val="both"/>
+        <w:rPr>
+          <w:rFonts w:ascii="Times New Roman" w:hAnsi="Times New Roman" w:cs="Times New Roman"/>
+        </w:rPr>
+      </w:pPr>
+    </w:p>
+    <w:p>
+      <w:pPr>
+        <w:spacing w:line="360" w:lineRule="auto"/>
+        <w:jc w:val="both"/>
+        <w:rPr>
+          <w:rFonts w:ascii="Times New Roman" w:hAnsi="Times New Roman" w:cs="Times New Roman"/>
+          <w:b/>
+          <w:bCs/>
+          <w:spacing w:val="-16"/>
+        </w:rPr>
+      </w:pPr>
+    </w:p>
+    <w:p>
+      <w:pPr>
+        <w:spacing w:line="360" w:lineRule="auto"/>
+        <w:jc w:val="both"/>
+        <w:rPr>
+          <w:rFonts w:ascii="Times New Roman" w:hAnsi="Times New Roman" w:cs="Times New Roman"/>
+          <w:b/>
+          <w:bCs/>
+          <w:spacing w:val="-16"/>
+        </w:rPr>
+      </w:pPr>
+    </w:p>
+    <w:p>
+      <w:pPr>
+        <w:spacing w:line="360" w:lineRule="auto"/>
+        <w:jc w:val="both"/>
+        <w:rPr>
+          <w:rFonts w:ascii="Times New Roman" w:hAnsi="Times New Roman" w:cs="Times New Roman"/>
+          <w:b/>
+          <w:bCs/>
+          <w:spacing w:val="-16"/>
+        </w:rPr>
+      </w:pPr>
+    </w:p>
+    <w:p>
+      <w:pPr>
+        <w:spacing w:line="360" w:lineRule="auto"/>
+        <w:jc w:val="both"/>
+        <w:rPr>
+          <w:rFonts w:ascii="Times New Roman" w:hAnsi="Times New Roman" w:cs="Times New Roman"/>
+          <w:b/>
+          <w:bCs/>
+          <w:spacing w:val="-16"/>
+        </w:rPr>
+      </w:pPr>
+    </w:p>
+    <w:p>
+      <w:pPr>
+        <w:spacing w:line="360" w:lineRule="auto"/>
+        <w:jc w:val="both"/>
+        <w:rPr>
+          <w:rFonts w:ascii="Times New Roman" w:hAnsi="Times New Roman" w:cs="Times New Roman"/>
+          <w:b/>
+          <w:bCs/>
+          <w:spacing w:val="-16"/>
+        </w:rPr>
+      </w:pPr>
+    </w:p>
+    <w:p>
+      <w:pPr>
+        <w:spacing w:line="360" w:lineRule="auto"/>
+        <w:jc w:val="both"/>
+        <w:rPr>
+          <w:rFonts w:ascii="Times New Roman" w:hAnsi="Times New Roman" w:cs="Times New Roman"/>
+          <w:b/>
+          <w:bCs/>
+          <w:spacing w:val="-16"/>
+        </w:rPr>
+      </w:pPr>
+    </w:p>
+    <w:p>
+      <w:pPr>
+        <w:spacing w:line="360" w:lineRule="auto"/>
+        <w:jc w:val="both"/>
+        <w:rPr>
+          <w:rFonts w:ascii="Times New Roman" w:hAnsi="Times New Roman" w:cs="Times New Roman"/>
+          <w:b/>
+          <w:bCs/>
+          <w:spacing w:val="-16"/>
+        </w:rPr>
+      </w:pPr>
+    </w:p>
+    <w:p>
+      <w:pPr>
+        <w:spacing w:line="360" w:lineRule="auto"/>
+        <w:jc w:val="both"/>
+        <w:rPr>
+          <w:rFonts w:ascii="Times New Roman" w:hAnsi="Times New Roman" w:cs="Times New Roman"/>
+          <w:b/>
+          <w:bCs/>
+          <w:spacing w:val="-16"/>
+        </w:rPr>
+      </w:pPr>
+    </w:p>
+    <w:p>
+      <w:pPr>
+        <w:spacing w:line="360" w:lineRule="auto"/>
+        <w:jc w:val="both"/>
+        <w:rPr>
+          <w:rFonts w:ascii="Times New Roman" w:hAnsi="Times New Roman" w:cs="Times New Roman"/>
+        </w:rPr>
+      </w:pPr>
+    </w:p>
+    <w:p>
+      <w:pPr>
+        <w:rPr>
+          <w:rFonts w:ascii="Times New Roman" w:hAnsi="Times New Roman" w:cs="Times New Roman"/>
+        </w:rPr>
+      </w:pPr>
+    </w:p>
+    <w:p>
+      <w:pPr>
+        <w:rPr>
+          <w:rFonts w:ascii="Times New Roman" w:hAnsi="Times New Roman" w:cs="Times New Roman"/>
+        </w:rPr>
+      </w:pPr>
+    </w:p>
+    <w:p>
+      <w:pPr>
+        <w:rPr>
+          <w:rFonts w:ascii="Times New Roman" w:hAnsi="Times New Roman" w:cs="Times New Roman"/>
+        </w:rPr>
+      </w:pPr>
+    </w:p>
+    <w:p>
+      <w:pPr>
         <w:rPr>
           <w:rFonts w:ascii="Times New Roman" w:hAnsi="Times New Roman" w:cs="Times New Roman"/>
           <w:b/>
@@ -3125,7 +3126,10 @@
           <w:u w:val="single"/>
         </w:rPr>
       </w:pPr>
-      <w:r>
+    </w:p>
+    <w:p>
+      <w:pPr>
+        <w:jc w:val="center"/>
         <w:rPr>
           <w:rFonts w:ascii="Times New Roman" w:hAnsi="Times New Roman" w:cs="Times New Roman"/>
           <w:b/>
@@ -3133,7 +3137,15 @@
           <w:szCs w:val="32"/>
           <w:u w:val="single"/>
         </w:rPr>
-        <w:lastRenderedPageBreak/>
+      </w:pPr>
+      <w:r>
+        <w:rPr>
+          <w:rFonts w:ascii="Times New Roman" w:hAnsi="Times New Roman" w:cs="Times New Roman"/>
+          <w:b/>
+          <w:sz w:val="32"/>
+          <w:szCs w:val="32"/>
+          <w:u w:val="single"/>
+        </w:rPr>
         <w:t>ACKNOWLEDGEMENT</w:t>
       </w:r>
     </w:p>
